--- a/e61 Projects/Fiscal sustainability/Report work/Tax/(MN feeback) Taxation and Compulsory Payments v4.docx
+++ b/e61 Projects/Fiscal sustainability/Report work/Tax/(MN feeback) Taxation and Compulsory Payments v4.docx
@@ -663,8 +663,21 @@
       <w:r>
         <w:t xml:space="preserve">: </w:t>
       </w:r>
-      <w:r>
-        <w:t xml:space="preserve">intergenerational justice; </w:t>
+      <w:commentRangeStart w:id="0"/>
+      <w:r>
+        <w:t>intergenerational justice</w:t>
+      </w:r>
+      <w:commentRangeEnd w:id="0"/>
+      <w:r>
+        <w:rPr>
+          <w:rStyle w:val="CommentReference"/>
+          <w:sz w:val="22"/>
+          <w:szCs w:val="22"/>
+        </w:rPr>
+        <w:commentReference w:id="0"/>
+      </w:r>
+      <w:r>
+        <w:t xml:space="preserve">; </w:t>
       </w:r>
       <w:r>
         <w:t xml:space="preserve">social equity; </w:t>
@@ -1128,16 +1141,11 @@
       <w:r>
         <w:t xml:space="preserve">not </w:t>
       </w:r>
-      <w:proofErr w:type="gramStart"/>
       <w:r>
         <w:t xml:space="preserve">as </w:t>
       </w:r>
       <w:r>
-        <w:t>yet</w:t>
-      </w:r>
-      <w:proofErr w:type="gramEnd"/>
-      <w:r>
-        <w:t xml:space="preserve"> been a determined effort by </w:t>
+        <w:t xml:space="preserve">yet been a determined effort by </w:t>
       </w:r>
       <w:r>
         <w:t>any</w:t>
@@ -1474,6 +1482,7 @@
           <w:numId w:val="1"/>
         </w:numPr>
       </w:pPr>
+      <w:commentRangeStart w:id="1"/>
       <w:r>
         <w:t>Personal i</w:t>
       </w:r>
@@ -1539,6 +1548,15 @@
       </w:r>
       <w:r>
         <w:t xml:space="preserve"> </w:t>
+      </w:r>
+      <w:commentRangeEnd w:id="1"/>
+      <w:r>
+        <w:rPr>
+          <w:rStyle w:val="CommentReference"/>
+          <w:sz w:val="22"/>
+          <w:szCs w:val="22"/>
+        </w:rPr>
+        <w:commentReference w:id="1"/>
       </w:r>
     </w:p>
     <w:p>
@@ -1552,6 +1570,8 @@
       <w:r>
         <w:t xml:space="preserve">Most other countries use social insurance or social security taxes. These account for about a quarter of the tax take across the OECD, while in New Zealand it is less than five per cent (the Accident Compensation Corporation (ACC) scheme). </w:t>
       </w:r>
+      <w:commentRangeStart w:id="2"/>
+      <w:commentRangeStart w:id="3"/>
       <w:r>
         <w:t xml:space="preserve">Pressure could be taken off income tax by drawing on such </w:t>
       </w:r>
@@ -1566,6 +1586,24 @@
       </w:r>
       <w:r>
         <w:t>.</w:t>
+      </w:r>
+      <w:commentRangeEnd w:id="2"/>
+      <w:r>
+        <w:rPr>
+          <w:rStyle w:val="CommentReference"/>
+          <w:sz w:val="22"/>
+          <w:szCs w:val="22"/>
+        </w:rPr>
+        <w:commentReference w:id="2"/>
+      </w:r>
+      <w:commentRangeEnd w:id="3"/>
+      <w:r>
+        <w:rPr>
+          <w:rStyle w:val="CommentReference"/>
+          <w:sz w:val="22"/>
+          <w:szCs w:val="22"/>
+        </w:rPr>
+        <w:commentReference w:id="3"/>
       </w:r>
     </w:p>
     <w:p>
@@ -1576,6 +1614,7 @@
           <w:numId w:val="1"/>
         </w:numPr>
       </w:pPr>
+      <w:commentRangeStart w:id="4"/>
       <w:r>
         <w:t xml:space="preserve">Almost all other countries have some kind of unemployment insurance. This was proposed by the previous government but was never implemented. This could also be a </w:t>
       </w:r>
@@ -1584,6 +1623,15 @@
       </w:r>
       <w:r>
         <w:t xml:space="preserve"> to raise skill levels, mobility and productivity.</w:t>
+      </w:r>
+      <w:commentRangeEnd w:id="4"/>
+      <w:r>
+        <w:rPr>
+          <w:rStyle w:val="CommentReference"/>
+          <w:sz w:val="22"/>
+          <w:szCs w:val="22"/>
+        </w:rPr>
+        <w:commentReference w:id="4"/>
       </w:r>
     </w:p>
     <w:p>
@@ -1595,13 +1643,29 @@
         </w:numPr>
       </w:pPr>
       <w:r>
-        <w:t xml:space="preserve">Capital income – interest, capital gains, rents – is taxed inconsistently. A uniform tax could be applied after adjusting for inflation, thus equalising a fair return on capital across different income sources, assuming removal of </w:t>
+        <w:t xml:space="preserve">Capital income – interest, capital gains, rents – is taxed inconsistently. A uniform tax could be applied after adjusting for inflation, thus equalising a fair return on capital across different income sources, </w:t>
+      </w:r>
+      <w:commentRangeStart w:id="5"/>
+      <w:r>
+        <w:t xml:space="preserve">assuming removal of </w:t>
       </w:r>
       <w:r>
         <w:t>interest deductibility</w:t>
       </w:r>
       <w:r>
-        <w:t xml:space="preserve"> on investment properties. </w:t>
+        <w:t xml:space="preserve"> on investment properties</w:t>
+      </w:r>
+      <w:commentRangeEnd w:id="5"/>
+      <w:r>
+        <w:rPr>
+          <w:rStyle w:val="CommentReference"/>
+          <w:sz w:val="22"/>
+          <w:szCs w:val="22"/>
+        </w:rPr>
+        <w:commentReference w:id="5"/>
+      </w:r>
+      <w:r>
+        <w:t xml:space="preserve">. </w:t>
       </w:r>
       <w:r>
         <w:rPr>
@@ -1662,7 +1726,23 @@
         </w:numPr>
       </w:pPr>
       <w:r>
-        <w:t xml:space="preserve">New Zealand is among a very few countries in the OECD that has no explicit taxation on capital gains or inheritance or wealth. </w:t>
+        <w:t xml:space="preserve">New Zealand is among a very few countries in the OECD that has no explicit taxation on capital gains or </w:t>
+      </w:r>
+      <w:commentRangeStart w:id="6"/>
+      <w:r>
+        <w:t>inheritance or wealth</w:t>
+      </w:r>
+      <w:commentRangeEnd w:id="6"/>
+      <w:r>
+        <w:rPr>
+          <w:rStyle w:val="CommentReference"/>
+          <w:sz w:val="22"/>
+          <w:szCs w:val="22"/>
+        </w:rPr>
+        <w:commentReference w:id="6"/>
+      </w:r>
+      <w:r>
+        <w:t xml:space="preserve">. </w:t>
       </w:r>
       <w:r>
         <w:t xml:space="preserve">A capital income approach would go some distance, particularly if inheritance and wealth were </w:t>
@@ -1673,13 +1753,8 @@
       <w:r>
         <w:t xml:space="preserve">and pre-emptively </w:t>
       </w:r>
-      <w:proofErr w:type="gramStart"/>
-      <w:r>
-        <w:t>taken into account</w:t>
-      </w:r>
-      <w:proofErr w:type="gramEnd"/>
-      <w:r>
-        <w:t xml:space="preserve"> in </w:t>
+      <w:r>
+        <w:t xml:space="preserve">taken into account in </w:t>
       </w:r>
       <w:r>
         <w:t>means-testing for the provision of aged care</w:t>
@@ -1699,11 +1774,21 @@
           <w:numId w:val="1"/>
         </w:numPr>
       </w:pPr>
+      <w:commentRangeStart w:id="7"/>
       <w:r>
         <w:t>Many countries index their income tax brackets and ensure that taxes on interest and capital gains only affect real rather than nominal returns. In the case of income tax, the lowest bracket could be set at the minimum wage, with wage earners below that rate paying only for their save-as-you-go pensions, integrated with a family tax credit.</w:t>
       </w:r>
       <w:r>
         <w:t xml:space="preserve"> However, there would be heavy fiscal cost in such a transition.</w:t>
+      </w:r>
+      <w:commentRangeEnd w:id="7"/>
+      <w:r>
+        <w:rPr>
+          <w:rStyle w:val="CommentReference"/>
+          <w:sz w:val="22"/>
+          <w:szCs w:val="22"/>
+        </w:rPr>
+        <w:commentReference w:id="7"/>
       </w:r>
     </w:p>
     <w:p>
@@ -1723,6 +1808,7 @@
       <w:r>
         <w:t xml:space="preserve"> in the OECD. </w:t>
       </w:r>
+      <w:commentRangeStart w:id="8"/>
       <w:r>
         <w:t xml:space="preserve">Full expensing would allow businesses to write off </w:t>
       </w:r>
@@ -1733,7 +1819,19 @@
         <w:t>longer-term capital investments</w:t>
       </w:r>
       <w:r>
-        <w:t xml:space="preserve"> with immediate effect and would grow productivity. </w:t>
+        <w:t xml:space="preserve"> with immediate effect and would grow productivity</w:t>
+      </w:r>
+      <w:commentRangeEnd w:id="8"/>
+      <w:r>
+        <w:rPr>
+          <w:rStyle w:val="CommentReference"/>
+          <w:sz w:val="22"/>
+          <w:szCs w:val="22"/>
+        </w:rPr>
+        <w:commentReference w:id="8"/>
+      </w:r>
+      <w:r>
+        <w:t xml:space="preserve">. </w:t>
       </w:r>
       <w:r>
         <w:t xml:space="preserve">Again, this would have a fiscal cost, but the </w:t>
@@ -2002,16 +2100,48 @@
         <w:t xml:space="preserve"> further</w:t>
       </w:r>
       <w:r>
-        <w:t xml:space="preserve"> attractive feature of this approach is that it tackles another of New Zealand’s structural weaknesses – namely, a shallow capital pool. Because of the </w:t>
+        <w:t xml:space="preserve"> attractive feature of this approach is that it tackles another of New Zealand’s structural weaknesses – namely, </w:t>
+      </w:r>
+      <w:commentRangeStart w:id="9"/>
+      <w:r>
+        <w:t>a shallow capital pool</w:t>
+      </w:r>
+      <w:commentRangeEnd w:id="9"/>
+      <w:r>
+        <w:rPr>
+          <w:rStyle w:val="CommentReference"/>
+          <w:sz w:val="22"/>
+          <w:szCs w:val="22"/>
+        </w:rPr>
+        <w:commentReference w:id="9"/>
+      </w:r>
+      <w:r>
+        <w:t xml:space="preserve">. Because of the </w:t>
       </w:r>
       <w:r>
         <w:t xml:space="preserve">non-contributory </w:t>
       </w:r>
       <w:r>
-        <w:t xml:space="preserve">nature of the existing universal superannuation system, and because of the special tax advantages of </w:t>
-      </w:r>
-      <w:r>
-        <w:t xml:space="preserve">investment in property and property speculation, New Zealand has not developed a pool of capital available for </w:t>
+        <w:t xml:space="preserve">nature of the existing universal superannuation system, and </w:t>
+      </w:r>
+      <w:commentRangeStart w:id="10"/>
+      <w:r>
+        <w:t xml:space="preserve">because of the special tax advantages of </w:t>
+      </w:r>
+      <w:r>
+        <w:t>investment in property and property speculation</w:t>
+      </w:r>
+      <w:commentRangeEnd w:id="10"/>
+      <w:r>
+        <w:rPr>
+          <w:rStyle w:val="CommentReference"/>
+          <w:sz w:val="22"/>
+          <w:szCs w:val="22"/>
+        </w:rPr>
+        <w:commentReference w:id="10"/>
+      </w:r>
+      <w:r>
+        <w:t xml:space="preserve">, New Zealand has not developed a pool of capital available for </w:t>
       </w:r>
       <w:r>
         <w:t xml:space="preserve">non-property </w:t>
@@ -2194,11 +2324,7 @@
         <w:t>in a recent report</w:t>
       </w:r>
       <w:r>
-        <w:t xml:space="preserve">, particularly with pressure on standard insurance </w:t>
-      </w:r>
-      <w:proofErr w:type="gramStart"/>
-      <w:r>
-        <w:t>premi</w:t>
+        <w:t>, particularly with pressure on standard insurance premi</w:t>
       </w:r>
       <w:r>
         <w:t>ums</w:t>
@@ -2209,7 +2335,6 @@
       <w:r>
         <w:t>.</w:t>
       </w:r>
-      <w:proofErr w:type="gramEnd"/>
     </w:p>
     <w:p>
       <w:r>
@@ -2288,7 +2413,11 @@
         <w:t xml:space="preserve"> However, this average covers countries without welfare state frameworks where taxes are lower.</w:t>
       </w:r>
       <w:r>
-        <w:t xml:space="preserve"> Furthermore, the mix of taxes in New Zealand </w:t>
+        <w:t xml:space="preserve"> </w:t>
+      </w:r>
+      <w:commentRangeStart w:id="11"/>
+      <w:r>
+        <w:t xml:space="preserve">Furthermore, the mix of taxes in New Zealand </w:t>
       </w:r>
       <w:r>
         <w:t>gives</w:t>
@@ -2309,7 +2438,19 @@
         <w:t xml:space="preserve">personal income </w:t>
       </w:r>
       <w:r>
-        <w:t xml:space="preserve">tax. Nevertheless, New Zealand does provide a standard </w:t>
+        <w:t>tax</w:t>
+      </w:r>
+      <w:commentRangeEnd w:id="11"/>
+      <w:r>
+        <w:rPr>
+          <w:rStyle w:val="CommentReference"/>
+          <w:sz w:val="22"/>
+          <w:szCs w:val="22"/>
+        </w:rPr>
+        <w:commentReference w:id="11"/>
+      </w:r>
+      <w:r>
+        <w:t xml:space="preserve">. Nevertheless, New Zealand does provide a standard </w:t>
       </w:r>
       <w:r>
         <w:t xml:space="preserve">range of public goods and services. If we are to retain this </w:t>
@@ -2433,38 +2574,52 @@
           <w:i/>
           <w:iCs/>
         </w:rPr>
-        <w:t xml:space="preserve">He </w:t>
-      </w:r>
-      <w:proofErr w:type="spellStart"/>
+        <w:t>He Tirohanga Mokopuna: 2025 Long-term Fiscal Statement</w:t>
+      </w:r>
+      <w:r>
+        <w:t>. Wellington: The Treasury.</w:t>
+      </w:r>
+    </w:p>
+    <w:p>
+      <w:r>
+        <w:t xml:space="preserve">OECD (2020) </w:t>
+      </w:r>
       <w:r>
         <w:rPr>
           <w:i/>
           <w:iCs/>
         </w:rPr>
-        <w:t>Tirohanga</w:t>
-      </w:r>
-      <w:proofErr w:type="spellEnd"/>
+        <w:t>Revenue Statistics 2020</w:t>
+      </w:r>
+      <w:r>
+        <w:t>. Paris: Organisation for Economic Co-operation and Development.</w:t>
+      </w:r>
+    </w:p>
+    <w:p>
+      <w:r>
+        <w:t xml:space="preserve">OECD (2021) </w:t>
+      </w:r>
       <w:r>
         <w:rPr>
           <w:i/>
           <w:iCs/>
         </w:rPr>
-        <w:t xml:space="preserve"> Mokopuna: 2025 Long-term Fiscal Statement</w:t>
-      </w:r>
-      <w:r>
-        <w:t>. Wellington: The Treasury.</w:t>
-      </w:r>
-    </w:p>
-    <w:p>
-      <w:r>
-        <w:t xml:space="preserve">OECD (2020) </w:t>
+        <w:t>Fiscal Challenges and Government Reform in Ageing Societies</w:t>
+      </w:r>
+      <w:r>
+        <w:t>. Paris: Organisation for Economic Co-operation and Development.</w:t>
+      </w:r>
+    </w:p>
+    <w:p>
+      <w:r>
+        <w:t xml:space="preserve">OECD (2022) </w:t>
       </w:r>
       <w:r>
         <w:rPr>
           <w:i/>
           <w:iCs/>
         </w:rPr>
-        <w:t>Revenue Statistics 2020</w:t>
+        <w:t>Effective Carbon Rates 2022</w:t>
       </w:r>
       <w:r>
         <w:t>. Paris: Organisation for Economic Co-operation and Development.</w:t>
@@ -2472,60 +2627,14 @@
     </w:p>
     <w:p>
       <w:r>
-        <w:t xml:space="preserve">OECD (2021) </w:t>
+        <w:t xml:space="preserve">World Bank (2022) </w:t>
       </w:r>
       <w:r>
         <w:rPr>
           <w:i/>
           <w:iCs/>
         </w:rPr>
-        <w:t>Fiscal Challenges and Government Reform in Ageing Societies</w:t>
-      </w:r>
-      <w:r>
-        <w:t>. Paris: Organisation for Economic Co-operation and Development.</w:t>
-      </w:r>
-    </w:p>
-    <w:p>
-      <w:r>
-        <w:t xml:space="preserve">OECD (2022) </w:t>
-      </w:r>
-      <w:r>
-        <w:rPr>
-          <w:i/>
-          <w:iCs/>
-        </w:rPr>
-        <w:t>Effective Carbon Rates 2022</w:t>
-      </w:r>
-      <w:r>
-        <w:t>. Paris: Organisation for Economic Co-operation and Development.</w:t>
-      </w:r>
-    </w:p>
-    <w:p>
-      <w:r>
-        <w:t xml:space="preserve">World Bank (2022) </w:t>
-      </w:r>
-      <w:r>
-        <w:rPr>
-          <w:i/>
-          <w:iCs/>
-        </w:rPr>
-        <w:t xml:space="preserve">Pensions </w:t>
-      </w:r>
-      <w:proofErr w:type="gramStart"/>
-      <w:r>
-        <w:rPr>
-          <w:i/>
-          <w:iCs/>
-        </w:rPr>
-        <w:t>at a Glance</w:t>
-      </w:r>
-      <w:proofErr w:type="gramEnd"/>
-      <w:r>
-        <w:rPr>
-          <w:i/>
-          <w:iCs/>
-        </w:rPr>
-        <w:t>: Public–Private Mixes and Sustainability</w:t>
+        <w:t>Pensions at a Glance: Public–Private Mixes and Sustainability</w:t>
       </w:r>
       <w:r>
         <w:t>. Washington DC: World Bank Group.</w:t>
@@ -2537,8 +2646,8 @@
       </w:r>
     </w:p>
     <w:sectPr>
-      <w:headerReference w:type="default" r:id="rId7"/>
-      <w:footerReference w:type="default" r:id="rId8"/>
+      <w:headerReference w:type="default" r:id="rId11"/>
+      <w:footerReference w:type="default" r:id="rId12"/>
       <w:pgSz w:w="11906" w:h="16838"/>
       <w:pgMar w:top="1440" w:right="1440" w:bottom="1440" w:left="1440" w:header="708" w:footer="708" w:gutter="0"/>
       <w:cols w:space="708"/>
@@ -2547,6 +2656,325 @@
     </w:sectPr>
   </w:body>
 </w:document>
+</file>
+
+<file path=word/comments.xml><?xml version="1.0" encoding="utf-8"?>
+<w:comments xmlns:wpc="http://schemas.microsoft.com/office/word/2010/wordprocessingCanvas" xmlns:cx="http://schemas.microsoft.com/office/drawing/2014/chartex" xmlns:cx1="http://schemas.microsoft.com/office/drawing/2015/9/8/chartex" xmlns:cx2="http://schemas.microsoft.com/office/drawing/2015/10/21/chartex" xmlns:cx3="http://schemas.microsoft.com/office/drawing/2016/5/9/chartex" xmlns:cx4="http://schemas.microsoft.com/office/drawing/2016/5/10/chartex" xmlns:cx5="http://schemas.microsoft.com/office/drawing/2016/5/11/chartex" xmlns:cx6="http://schemas.microsoft.com/office/drawing/2016/5/12/chartex" xmlns:cx7="http://schemas.microsoft.com/office/drawing/2016/5/13/chartex" xmlns:cx8="http://schemas.microsoft.com/office/drawing/2016/5/14/chartex" xmlns:mc="http://schemas.openxmlformats.org/markup-compatibility/2006" xmlns:aink="http://schemas.microsoft.com/office/drawing/2016/ink" xmlns:am3d="http://schemas.microsoft.com/office/drawing/2017/model3d" xmlns:o="urn:schemas-microsoft-com:office:office" xmlns:oel="http://schemas.microsoft.com/office/2019/extlst" xmlns:r="http://schemas.openxmlformats.org/officeDocument/2006/relationships" xmlns:m="http://schemas.openxmlformats.org/officeDocument/2006/math" xmlns:v="urn:schemas-microsoft-com:vml" xmlns:wp14="http://schemas.microsoft.com/office/word/2010/wordprocessingDrawing" xmlns:wp="http://schemas.openxmlformats.org/drawingml/2006/wordprocessingDrawing" xmlns:w10="urn:schemas-microsoft-com:office:word" xmlns:w="http://schemas.openxmlformats.org/wordprocessingml/2006/main" xmlns:w14="http://schemas.microsoft.com/office/word/2010/wordml" xmlns:w15="http://schemas.microsoft.com/office/word/2012/wordml" xmlns:w16cex="http://schemas.microsoft.com/office/word/2018/wordml/cex" xmlns:w16cid="http://schemas.microsoft.com/office/word/2016/wordml/cid" xmlns:w16="http://schemas.microsoft.com/office/word/2018/wordml" xmlns:w16du="http://schemas.microsoft.com/office/word/2023/wordml/word16du" xmlns:w16sdtdh="http://schemas.microsoft.com/office/word/2020/wordml/sdtdatahash" xmlns:w16sdtfl="http://schemas.microsoft.com/office/word/2024/wordml/sdtformatlock" xmlns:w16se="http://schemas.microsoft.com/office/word/2015/wordml/symex" xmlns:wpg="http://schemas.microsoft.com/office/word/2010/wordprocessingGroup" xmlns:wpi="http://schemas.microsoft.com/office/word/2010/wordprocessingInk" xmlns:wne="http://schemas.microsoft.com/office/word/2006/wordml" xmlns:wps="http://schemas.microsoft.com/office/word/2010/wordprocessingShape" mc:Ignorable="w14 w15 w16se w16cid w16 w16cex w16sdtdh w16sdtfl w16du wp14">
+  <w:comment w:id="0" w:author="Matt" w:date="2026-03-01T17:02:00Z" w:initials="M">
+    <w:p>
+      <w:pPr>
+        <w:pStyle w:val="CommentText"/>
+      </w:pPr>
+      <w:r>
+        <w:rPr>
+          <w:rStyle w:val="CommentReference"/>
+        </w:rPr>
+        <w:annotationRef/>
+      </w:r>
+      <w:r>
+        <w:t>Is this the term being used for the debate in NZ? In Australia it is being called “intergenerational equity” and is a central discussion</w:t>
+      </w:r>
+    </w:p>
+  </w:comment>
+  <w:comment w:id="1" w:author="Matt" w:date="2026-03-02T03:50:00Z" w:initials="M">
+    <w:p>
+      <w:pPr>
+        <w:pStyle w:val="CommentText"/>
+      </w:pPr>
+      <w:r>
+        <w:rPr>
+          <w:rStyle w:val="CommentReference"/>
+        </w:rPr>
+        <w:annotationRef/>
+      </w:r>
+      <w:r>
+        <w:t>Personal income tax shares are also high in Australia - so this appears to be mixing two topics.</w:t>
+      </w:r>
+      <w:r>
+        <w:br/>
+      </w:r>
+      <w:r>
+        <w:br/>
+        <w:t>As this mainly seems to be a PAYGO vs SAYGO point I wouldn’t make it about personal income tax - instead it is about “the smaller scale of contributory schemes”.</w:t>
+      </w:r>
+      <w:r>
+        <w:br/>
+      </w:r>
+      <w:r>
+        <w:br/>
+        <w:t>Typically when talking about large personal income tax shares it is comparing direct to indirect (i.e. GST) revenue raising and the use of levies. That is another topic that could be mentioned, but is actually “worse” in Australia if it is an issue.</w:t>
+      </w:r>
+    </w:p>
+  </w:comment>
+  <w:comment w:id="2" w:author="Matt" w:date="2026-03-02T03:52:00Z" w:initials="M">
+    <w:p>
+      <w:pPr>
+        <w:pStyle w:val="CommentText"/>
+      </w:pPr>
+      <w:r>
+        <w:rPr>
+          <w:rStyle w:val="CommentReference"/>
+        </w:rPr>
+        <w:annotationRef/>
+      </w:r>
+      <w:r>
+        <w:t>A health levy, if not tied to the provision of services, is just a wage tax - this will increase the taxation of labour and reduce the taxation of capital.</w:t>
+      </w:r>
+    </w:p>
+  </w:comment>
+  <w:comment w:id="3" w:author="Matt" w:date="2026-03-02T03:53:00Z" w:initials="M">
+    <w:p>
+      <w:pPr>
+        <w:pStyle w:val="CommentText"/>
+      </w:pPr>
+      <w:r>
+        <w:rPr>
+          <w:rStyle w:val="CommentReference"/>
+        </w:rPr>
+        <w:annotationRef/>
+      </w:r>
+      <w:r>
+        <w:t>If someone says it is “salient” so won’t act as a labour tax, that is only the case if the receipt of health was based on the levy.</w:t>
+      </w:r>
+    </w:p>
+  </w:comment>
+  <w:comment w:id="4" w:author="Matt" w:date="2026-03-02T05:00:00Z" w:initials="M">
+    <w:p>
+      <w:pPr>
+        <w:pStyle w:val="CommentText"/>
+      </w:pPr>
+      <w:r>
+        <w:rPr>
+          <w:rStyle w:val="CommentReference"/>
+        </w:rPr>
+        <w:annotationRef/>
+      </w:r>
+      <w:r>
+        <w:t>In terms of revenue how is this different from the topic above it?</w:t>
+      </w:r>
+    </w:p>
+  </w:comment>
+  <w:comment w:id="5" w:author="Matt" w:date="2026-03-02T05:00:00Z" w:initials="M">
+    <w:p>
+      <w:pPr>
+        <w:pStyle w:val="CommentText"/>
+      </w:pPr>
+      <w:r>
+        <w:rPr>
+          <w:rStyle w:val="CommentReference"/>
+        </w:rPr>
+        <w:annotationRef/>
+      </w:r>
+      <w:r>
+        <w:t>Removing interest deductibility on one capital income source would make the tax treatment inconsistent?</w:t>
+      </w:r>
+    </w:p>
+  </w:comment>
+  <w:comment w:id="6" w:author="Matt" w:date="2026-03-02T05:02:00Z" w:initials="M">
+    <w:p>
+      <w:pPr>
+        <w:pStyle w:val="CommentText"/>
+      </w:pPr>
+      <w:r>
+        <w:rPr>
+          <w:rStyle w:val="CommentReference"/>
+        </w:rPr>
+        <w:annotationRef/>
+      </w:r>
+      <w:r>
+        <w:t>Inheritance and wealth taxes are relatively rare in the OECD - I would suggest separating these points.</w:t>
+      </w:r>
+      <w:r>
+        <w:br/>
+      </w:r>
+      <w:r>
+        <w:br/>
+        <w:t>1) Capital gains tax is a gap in the income tax base that leads to income being taxed inconsistently (the dual income tax above solves this by including them).</w:t>
+      </w:r>
+      <w:r>
+        <w:br/>
+        <w:t>2) Inheritance and wealth taxes could be used to deal with intergenerational equity or excessive wealth inequality.</w:t>
+      </w:r>
+    </w:p>
+  </w:comment>
+  <w:comment w:id="7" w:author="Matt" w:date="2026-03-02T05:03:00Z" w:initials="M">
+    <w:p>
+      <w:pPr>
+        <w:pStyle w:val="CommentText"/>
+      </w:pPr>
+      <w:r>
+        <w:rPr>
+          <w:rStyle w:val="CommentReference"/>
+        </w:rPr>
+        <w:annotationRef/>
+      </w:r>
+      <w:r>
+        <w:t>Automatic adjustments are very rare.</w:t>
+      </w:r>
+      <w:r>
+        <w:br/>
+      </w:r>
+      <w:r>
+        <w:br/>
+        <w:t>This also mixes the bracket creep adjustment with another proposal about how the scale should look.</w:t>
+      </w:r>
+    </w:p>
+  </w:comment>
+  <w:comment w:id="8" w:author="Matt" w:date="2026-03-02T05:05:00Z" w:initials="M">
+    <w:p>
+      <w:pPr>
+        <w:pStyle w:val="CommentText"/>
+      </w:pPr>
+      <w:r>
+        <w:rPr>
+          <w:rStyle w:val="CommentReference"/>
+        </w:rPr>
+        <w:annotationRef/>
+      </w:r>
+      <w:r>
+        <w:t xml:space="preserve">Full expensing does reduce the METR on capital to zero. However, in countries with imputation systems “corporate” level taxes appear to have a much smaller impact on investment than in other countries: </w:t>
+      </w:r>
+      <w:hyperlink r:id="rId1" w:history="1">
+        <w:r>
+          <w:rPr>
+            <w:rStyle w:val="Hyperlink"/>
+          </w:rPr>
+          <w:t>https://www.rba.gov.au/publications/rdp/2025/pdf/rdp2025-01.pdf</w:t>
+        </w:r>
+      </w:hyperlink>
+      <w:r>
+        <w:br/>
+      </w:r>
+      <w:r>
+        <w:br/>
+        <w:t>Imputation both reduces the fiscal cost of the change, but also any impact on investment</w:t>
+      </w:r>
+    </w:p>
+  </w:comment>
+  <w:comment w:id="9" w:author="Matt" w:date="2026-03-02T05:08:00Z" w:initials="M">
+    <w:p>
+      <w:pPr>
+        <w:pStyle w:val="CommentText"/>
+      </w:pPr>
+      <w:r>
+        <w:rPr>
+          <w:rStyle w:val="CommentReference"/>
+        </w:rPr>
+        <w:annotationRef/>
+      </w:r>
+      <w:r>
+        <w:t>New Zealand does have access to international capital markets, and an efficient banking sector that provides foreign debt capital.</w:t>
+      </w:r>
+      <w:r>
+        <w:br/>
+      </w:r>
+      <w:r>
+        <w:br/>
+        <w:t>In this way, risk-weighting and bank regulation likely mean a lot more for the cost of capital on non-property investment than anything to do with tax.</w:t>
+      </w:r>
+      <w:r>
+        <w:br/>
+      </w:r>
+    </w:p>
+  </w:comment>
+  <w:comment w:id="10" w:author="Matt" w:date="2026-03-02T05:10:00Z" w:initials="M">
+    <w:p>
+      <w:pPr>
+        <w:pStyle w:val="CommentText"/>
+      </w:pPr>
+      <w:r>
+        <w:rPr>
+          <w:rStyle w:val="CommentReference"/>
+        </w:rPr>
+        <w:annotationRef/>
+      </w:r>
+      <w:r>
+        <w:t>Property is “tax disadvantaged” relative to an asset with the same income profile - due to ringfencing (and previously interest denials).</w:t>
+      </w:r>
+      <w:r>
+        <w:br/>
+      </w:r>
+      <w:r>
+        <w:br/>
+        <w:t xml:space="preserve">The reason it is often stated to be advantaged is because of the lack of a capital gains tax. </w:t>
+      </w:r>
+    </w:p>
+  </w:comment>
+  <w:comment w:id="11" w:author="Matt" w:date="2026-03-02T05:11:00Z" w:initials="M">
+    <w:p>
+      <w:pPr>
+        <w:pStyle w:val="CommentText"/>
+      </w:pPr>
+      <w:r>
+        <w:rPr>
+          <w:rStyle w:val="CommentReference"/>
+        </w:rPr>
+        <w:annotationRef/>
+      </w:r>
+      <w:r>
+        <w:t>This is only because levies are counted separately to labour income taxes - even though in most countries they are the same.</w:t>
+      </w:r>
+      <w:r>
+        <w:br/>
+      </w:r>
+      <w:r>
+        <w:br/>
+        <w:t>New Zealand’s GST - which is very broad based - means that the use of indirect taxes is much higher in New Zealand than many other countries.</w:t>
+      </w:r>
+    </w:p>
+  </w:comment>
+</w:comments>
+</file>
+
+<file path=word/commentsExtended.xml><?xml version="1.0" encoding="utf-8"?>
+<w15:commentsEx xmlns:wpc="http://schemas.microsoft.com/office/word/2010/wordprocessingCanvas" xmlns:cx="http://schemas.microsoft.com/office/drawing/2014/chartex" xmlns:cx1="http://schemas.microsoft.com/office/drawing/2015/9/8/chartex" xmlns:cx2="http://schemas.microsoft.com/office/drawing/2015/10/21/chartex" xmlns:cx3="http://schemas.microsoft.com/office/drawing/2016/5/9/chartex" xmlns:cx4="http://schemas.microsoft.com/office/drawing/2016/5/10/chartex" xmlns:cx5="http://schemas.microsoft.com/office/drawing/2016/5/11/chartex" xmlns:cx6="http://schemas.microsoft.com/office/drawing/2016/5/12/chartex" xmlns:cx7="http://schemas.microsoft.com/office/drawing/2016/5/13/chartex" xmlns:cx8="http://schemas.microsoft.com/office/drawing/2016/5/14/chartex" xmlns:mc="http://schemas.openxmlformats.org/markup-compatibility/2006" xmlns:aink="http://schemas.microsoft.com/office/drawing/2016/ink" xmlns:am3d="http://schemas.microsoft.com/office/drawing/2017/model3d" xmlns:o="urn:schemas-microsoft-com:office:office" xmlns:oel="http://schemas.microsoft.com/office/2019/extlst" xmlns:r="http://schemas.openxmlformats.org/officeDocument/2006/relationships" xmlns:m="http://schemas.openxmlformats.org/officeDocument/2006/math" xmlns:v="urn:schemas-microsoft-com:vml" xmlns:wp14="http://schemas.microsoft.com/office/word/2010/wordprocessingDrawing" xmlns:wp="http://schemas.openxmlformats.org/drawingml/2006/wordprocessingDrawing" xmlns:w10="urn:schemas-microsoft-com:office:word" xmlns:w="http://schemas.openxmlformats.org/wordprocessingml/2006/main" xmlns:w14="http://schemas.microsoft.com/office/word/2010/wordml" xmlns:w15="http://schemas.microsoft.com/office/word/2012/wordml" xmlns:w16cex="http://schemas.microsoft.com/office/word/2018/wordml/cex" xmlns:w16cid="http://schemas.microsoft.com/office/word/2016/wordml/cid" xmlns:w16="http://schemas.microsoft.com/office/word/2018/wordml" xmlns:w16du="http://schemas.microsoft.com/office/word/2023/wordml/word16du" xmlns:w16sdtdh="http://schemas.microsoft.com/office/word/2020/wordml/sdtdatahash" xmlns:w16sdtfl="http://schemas.microsoft.com/office/word/2024/wordml/sdtformatlock" xmlns:w16se="http://schemas.microsoft.com/office/word/2015/wordml/symex" xmlns:wpg="http://schemas.microsoft.com/office/word/2010/wordprocessingGroup" xmlns:wpi="http://schemas.microsoft.com/office/word/2010/wordprocessingInk" xmlns:wne="http://schemas.microsoft.com/office/word/2006/wordml" xmlns:wps="http://schemas.microsoft.com/office/word/2010/wordprocessingShape" mc:Ignorable="w14 w15 w16se w16cid w16 w16cex w16sdtdh w16sdtfl w16du wp14">
+  <w15:commentEx w15:paraId="7ED2C8E4" w15:done="0"/>
+  <w15:commentEx w15:paraId="0953D7BF" w15:done="0"/>
+  <w15:commentEx w15:paraId="5FD5DE28" w15:done="0"/>
+  <w15:commentEx w15:paraId="629D426C" w15:paraIdParent="5FD5DE28" w15:done="0"/>
+  <w15:commentEx w15:paraId="2B6D3F24" w15:done="0"/>
+  <w15:commentEx w15:paraId="504AC689" w15:done="0"/>
+  <w15:commentEx w15:paraId="67591716" w15:done="0"/>
+  <w15:commentEx w15:paraId="1FE26170" w15:done="0"/>
+  <w15:commentEx w15:paraId="7445DA91" w15:done="0"/>
+  <w15:commentEx w15:paraId="0A5F0126" w15:done="0"/>
+  <w15:commentEx w15:paraId="7DE119E4" w15:done="0"/>
+  <w15:commentEx w15:paraId="1F2C08A7" w15:done="0"/>
+</w15:commentsEx>
+</file>
+
+<file path=word/commentsExtensible.xml><?xml version="1.0" encoding="utf-8"?>
+<w16cex:commentsExtensible xmlns:wpc="http://schemas.microsoft.com/office/word/2010/wordprocessingCanvas" xmlns:cx="http://schemas.microsoft.com/office/drawing/2014/chartex" xmlns:cx1="http://schemas.microsoft.com/office/drawing/2015/9/8/chartex" xmlns:cx2="http://schemas.microsoft.com/office/drawing/2015/10/21/chartex" xmlns:cx3="http://schemas.microsoft.com/office/drawing/2016/5/9/chartex" xmlns:cx4="http://schemas.microsoft.com/office/drawing/2016/5/10/chartex" xmlns:cx5="http://schemas.microsoft.com/office/drawing/2016/5/11/chartex" xmlns:cx6="http://schemas.microsoft.com/office/drawing/2016/5/12/chartex" xmlns:cx7="http://schemas.microsoft.com/office/drawing/2016/5/13/chartex" xmlns:cx8="http://schemas.microsoft.com/office/drawing/2016/5/14/chartex" xmlns:cr="http://schemas.microsoft.com/office/comments/2020/reactions" xmlns:mc="http://schemas.openxmlformats.org/markup-compatibility/2006" xmlns:aink="http://schemas.microsoft.com/office/drawing/2016/ink" xmlns:am3d="http://schemas.microsoft.com/office/drawing/2017/model3d" xmlns:o="urn:schemas-microsoft-com:office:office" xmlns:oel="http://schemas.microsoft.com/office/2019/extlst" xmlns:r="http://schemas.openxmlformats.org/officeDocument/2006/relationships" xmlns:m="http://schemas.openxmlformats.org/officeDocument/2006/math" xmlns:v="urn:schemas-microsoft-com:vml" xmlns:wp14="http://schemas.microsoft.com/office/word/2010/wordprocessingDrawing" xmlns:wp="http://schemas.openxmlformats.org/drawingml/2006/wordprocessingDrawing" xmlns:w10="urn:schemas-microsoft-com:office:word" xmlns:w="http://schemas.openxmlformats.org/wordprocessingml/2006/main" xmlns:w14="http://schemas.microsoft.com/office/word/2010/wordml" xmlns:w15="http://schemas.microsoft.com/office/word/2012/wordml" xmlns:w16cex="http://schemas.microsoft.com/office/word/2018/wordml/cex" xmlns:w16cid="http://schemas.microsoft.com/office/word/2016/wordml/cid" xmlns:w16="http://schemas.microsoft.com/office/word/2018/wordml" xmlns:w16du="http://schemas.microsoft.com/office/word/2023/wordml/word16du" xmlns:w16sdtdh="http://schemas.microsoft.com/office/word/2020/wordml/sdtdatahash" xmlns:w16sdtfl="http://schemas.microsoft.com/office/word/2024/wordml/sdtformatlock" xmlns:w16se="http://schemas.microsoft.com/office/word/2015/wordml/symex" xmlns:wpg="http://schemas.microsoft.com/office/word/2010/wordprocessingGroup" xmlns:wpi="http://schemas.microsoft.com/office/word/2010/wordprocessingInk" xmlns:wne="http://schemas.microsoft.com/office/word/2006/wordml" xmlns:wps="http://schemas.microsoft.com/office/word/2010/wordprocessingShape" mc:Ignorable="w14 w15 w16se w16cid w16 w16cex w16sdtdh w16sdtfl cr w16du wp14">
+  <w16cex:commentExtensible w16cex:durableId="1B02A8F5" w16cex:dateUtc="2026-03-01T06:02:00Z"/>
+  <w16cex:commentExtensible w16cex:durableId="52A029BD" w16cex:dateUtc="2026-03-01T16:50:00Z"/>
+  <w16cex:commentExtensible w16cex:durableId="66D6AF45" w16cex:dateUtc="2026-03-01T16:52:00Z"/>
+  <w16cex:commentExtensible w16cex:durableId="754BBBDD" w16cex:dateUtc="2026-03-01T16:53:00Z"/>
+  <w16cex:commentExtensible w16cex:durableId="2443CE40" w16cex:dateUtc="2026-03-01T18:00:00Z"/>
+  <w16cex:commentExtensible w16cex:durableId="284B178B" w16cex:dateUtc="2026-03-01T18:00:00Z"/>
+  <w16cex:commentExtensible w16cex:durableId="4BB7D8AD" w16cex:dateUtc="2026-03-01T18:02:00Z"/>
+  <w16cex:commentExtensible w16cex:durableId="2AF8DC49" w16cex:dateUtc="2026-03-01T18:03:00Z"/>
+  <w16cex:commentExtensible w16cex:durableId="54FC0097" w16cex:dateUtc="2026-03-01T18:05:00Z"/>
+  <w16cex:commentExtensible w16cex:durableId="57F63CF2" w16cex:dateUtc="2026-03-01T18:08:00Z"/>
+  <w16cex:commentExtensible w16cex:durableId="414D6363" w16cex:dateUtc="2026-03-01T18:10:00Z"/>
+  <w16cex:commentExtensible w16cex:durableId="717E5E52" w16cex:dateUtc="2026-03-01T18:11:00Z"/>
+</w16cex:commentsExtensible>
+</file>
+
+<file path=word/commentsIds.xml><?xml version="1.0" encoding="utf-8"?>
+<w16cid:commentsIds xmlns:wpc="http://schemas.microsoft.com/office/word/2010/wordprocessingCanvas" xmlns:cx="http://schemas.microsoft.com/office/drawing/2014/chartex" xmlns:cx1="http://schemas.microsoft.com/office/drawing/2015/9/8/chartex" xmlns:cx2="http://schemas.microsoft.com/office/drawing/2015/10/21/chartex" xmlns:cx3="http://schemas.microsoft.com/office/drawing/2016/5/9/chartex" xmlns:cx4="http://schemas.microsoft.com/office/drawing/2016/5/10/chartex" xmlns:cx5="http://schemas.microsoft.com/office/drawing/2016/5/11/chartex" xmlns:cx6="http://schemas.microsoft.com/office/drawing/2016/5/12/chartex" xmlns:cx7="http://schemas.microsoft.com/office/drawing/2016/5/13/chartex" xmlns:cx8="http://schemas.microsoft.com/office/drawing/2016/5/14/chartex" xmlns:mc="http://schemas.openxmlformats.org/markup-compatibility/2006" xmlns:aink="http://schemas.microsoft.com/office/drawing/2016/ink" xmlns:am3d="http://schemas.microsoft.com/office/drawing/2017/model3d" xmlns:o="urn:schemas-microsoft-com:office:office" xmlns:oel="http://schemas.microsoft.com/office/2019/extlst" xmlns:r="http://schemas.openxmlformats.org/officeDocument/2006/relationships" xmlns:m="http://schemas.openxmlformats.org/officeDocument/2006/math" xmlns:v="urn:schemas-microsoft-com:vml" xmlns:wp14="http://schemas.microsoft.com/office/word/2010/wordprocessingDrawing" xmlns:wp="http://schemas.openxmlformats.org/drawingml/2006/wordprocessingDrawing" xmlns:w10="urn:schemas-microsoft-com:office:word" xmlns:w="http://schemas.openxmlformats.org/wordprocessingml/2006/main" xmlns:w14="http://schemas.microsoft.com/office/word/2010/wordml" xmlns:w15="http://schemas.microsoft.com/office/word/2012/wordml" xmlns:w16cex="http://schemas.microsoft.com/office/word/2018/wordml/cex" xmlns:w16cid="http://schemas.microsoft.com/office/word/2016/wordml/cid" xmlns:w16="http://schemas.microsoft.com/office/word/2018/wordml" xmlns:w16du="http://schemas.microsoft.com/office/word/2023/wordml/word16du" xmlns:w16sdtdh="http://schemas.microsoft.com/office/word/2020/wordml/sdtdatahash" xmlns:w16sdtfl="http://schemas.microsoft.com/office/word/2024/wordml/sdtformatlock" xmlns:w16se="http://schemas.microsoft.com/office/word/2015/wordml/symex" xmlns:wpg="http://schemas.microsoft.com/office/word/2010/wordprocessingGroup" xmlns:wpi="http://schemas.microsoft.com/office/word/2010/wordprocessingInk" xmlns:wne="http://schemas.microsoft.com/office/word/2006/wordml" xmlns:wps="http://schemas.microsoft.com/office/word/2010/wordprocessingShape" mc:Ignorable="w14 w15 w16se w16cid w16 w16cex w16sdtdh w16sdtfl w16du wp14">
+  <w16cid:commentId w16cid:paraId="7ED2C8E4" w16cid:durableId="1B02A8F5"/>
+  <w16cid:commentId w16cid:paraId="0953D7BF" w16cid:durableId="52A029BD"/>
+  <w16cid:commentId w16cid:paraId="5FD5DE28" w16cid:durableId="66D6AF45"/>
+  <w16cid:commentId w16cid:paraId="629D426C" w16cid:durableId="754BBBDD"/>
+  <w16cid:commentId w16cid:paraId="2B6D3F24" w16cid:durableId="2443CE40"/>
+  <w16cid:commentId w16cid:paraId="504AC689" w16cid:durableId="284B178B"/>
+  <w16cid:commentId w16cid:paraId="67591716" w16cid:durableId="4BB7D8AD"/>
+  <w16cid:commentId w16cid:paraId="1FE26170" w16cid:durableId="2AF8DC49"/>
+  <w16cid:commentId w16cid:paraId="7445DA91" w16cid:durableId="54FC0097"/>
+  <w16cid:commentId w16cid:paraId="0A5F0126" w16cid:durableId="57F63CF2"/>
+  <w16cid:commentId w16cid:paraId="7DE119E4" w16cid:durableId="414D6363"/>
+  <w16cid:commentId w16cid:paraId="1F2C08A7" w16cid:durableId="717E5E52"/>
+</w16cid:commentsIds>
 </file>
 
 <file path=word/endnotes.xml><?xml version="1.0" encoding="utf-8"?>
@@ -3042,6 +3470,14 @@
     <w:abstractNumId w:val="1"/>
   </w:num>
 </w:numbering>
+</file>
+
+<file path=word/people.xml><?xml version="1.0" encoding="utf-8"?>
+<w15:people xmlns:wpc="http://schemas.microsoft.com/office/word/2010/wordprocessingCanvas" xmlns:cx="http://schemas.microsoft.com/office/drawing/2014/chartex" xmlns:cx1="http://schemas.microsoft.com/office/drawing/2015/9/8/chartex" xmlns:cx2="http://schemas.microsoft.com/office/drawing/2015/10/21/chartex" xmlns:cx3="http://schemas.microsoft.com/office/drawing/2016/5/9/chartex" xmlns:cx4="http://schemas.microsoft.com/office/drawing/2016/5/10/chartex" xmlns:cx5="http://schemas.microsoft.com/office/drawing/2016/5/11/chartex" xmlns:cx6="http://schemas.microsoft.com/office/drawing/2016/5/12/chartex" xmlns:cx7="http://schemas.microsoft.com/office/drawing/2016/5/13/chartex" xmlns:cx8="http://schemas.microsoft.com/office/drawing/2016/5/14/chartex" xmlns:mc="http://schemas.openxmlformats.org/markup-compatibility/2006" xmlns:aink="http://schemas.microsoft.com/office/drawing/2016/ink" xmlns:am3d="http://schemas.microsoft.com/office/drawing/2017/model3d" xmlns:o="urn:schemas-microsoft-com:office:office" xmlns:oel="http://schemas.microsoft.com/office/2019/extlst" xmlns:r="http://schemas.openxmlformats.org/officeDocument/2006/relationships" xmlns:m="http://schemas.openxmlformats.org/officeDocument/2006/math" xmlns:v="urn:schemas-microsoft-com:vml" xmlns:wp14="http://schemas.microsoft.com/office/word/2010/wordprocessingDrawing" xmlns:wp="http://schemas.openxmlformats.org/drawingml/2006/wordprocessingDrawing" xmlns:w10="urn:schemas-microsoft-com:office:word" xmlns:w="http://schemas.openxmlformats.org/wordprocessingml/2006/main" xmlns:w14="http://schemas.microsoft.com/office/word/2010/wordml" xmlns:w15="http://schemas.microsoft.com/office/word/2012/wordml" xmlns:w16cex="http://schemas.microsoft.com/office/word/2018/wordml/cex" xmlns:w16cid="http://schemas.microsoft.com/office/word/2016/wordml/cid" xmlns:w16="http://schemas.microsoft.com/office/word/2018/wordml" xmlns:w16du="http://schemas.microsoft.com/office/word/2023/wordml/word16du" xmlns:w16sdtdh="http://schemas.microsoft.com/office/word/2020/wordml/sdtdatahash" xmlns:w16sdtfl="http://schemas.microsoft.com/office/word/2024/wordml/sdtformatlock" xmlns:w16se="http://schemas.microsoft.com/office/word/2015/wordml/symex" xmlns:wpg="http://schemas.microsoft.com/office/word/2010/wordprocessingGroup" xmlns:wpi="http://schemas.microsoft.com/office/word/2010/wordprocessingInk" xmlns:wne="http://schemas.microsoft.com/office/word/2006/wordml" xmlns:wps="http://schemas.microsoft.com/office/word/2010/wordprocessingShape" mc:Ignorable="w14 w15 w16se w16cid w16 w16cex w16sdtdh w16sdtfl w16du wp14">
+  <w15:person w15:author="Matt">
+    <w15:presenceInfo w15:providerId="AD" w15:userId="S::matt.nolan@ird.govt.nz::2249c379-4c9b-4d23-b773-ea1316f9866d"/>
+  </w15:person>
+</w15:people>
 </file>
 
 <file path=word/styles.xml><?xml version="1.0" encoding="utf-8"?>
